--- a/test-corpus/word-verification/order-flow.docx
+++ b/test-corpus/word-verification/order-flow.docx
@@ -1219,19 +1219,6 @@
             </a:graphic>
           </wp:inline>
         </w:drawing>
-      </w:r>
-    </w:p>
-    <w:p xmlns:w="http://schemas.openxmlformats.org/wordprocessingml/2006/main">
-      <w:pPr>
-        <w:spacing w:before="0" w:after="120"/>
-      </w:pPr>
-      <w:r>
-        <w:rPr>
-          <w:i/>
-          <w:color w:val="808080"/>
-          <w:sz w:val="18"/>
-        </w:rPr>
-        <w:t xml:space="preserve">Native shapes used (merge detected between "E" and "H" — not supported by SmartArt export).</w:t>
       </w:r>
     </w:p>
     <w:bookmarkEnd w:id="20"/>
